--- a/docs/case1-revision.docx
+++ b/docs/case1-revision.docx
@@ -769,7 +769,68 @@
         <w:rPr>
           <w:rFonts w:hint="eastAsia"/>
         </w:rPr>
-        <w:t xml:space="preserve">〔briefing〕〔briefing2〕〔wait〕全部不變</w:t>
+        <w:t xml:space="preserve">〔briefing〕（不變）</w:t>
+      </w:r>
+    </w:p>
+    <w:p>
+      <w:pPr>
+        <w:pStyle w:val="BodyText"/>
+      </w:pPr>
+      <w:r>
+        <w:t xml:space="preserve">〔briefing2〕</w:t>
+      </w:r>
+    </w:p>
+    <w:p>
+      <w:pPr>
+        <w:pStyle w:val="BodyText"/>
+      </w:pPr>
+      <w:r>
+        <w:rPr>
+          <w:rFonts w:hint="eastAsia"/>
+        </w:rPr>
+        <w:t xml:space="preserve">【原台詞】祥哥：「這案子拖超過一年，終於竣工了。這次驗收作業你協助辦理，程序能跑就盡快跑一跑，趕快把案子結掉，大家都輕鬆～」</w:t>
+      </w:r>
+    </w:p>
+    <w:p>
+      <w:pPr>
+        <w:pStyle w:val="BodyText"/>
+      </w:pPr>
+      <w:r>
+        <w:rPr>
+          <w:rFonts w:hint="eastAsia"/>
+        </w:rPr>
+        <w:t xml:space="preserve">【改</w:t>
+      </w:r>
+      <w:r>
+        <w:t xml:space="preserve">　</w:t>
+      </w:r>
+      <w:r>
+        <w:rPr>
+          <w:rFonts w:hint="eastAsia"/>
+        </w:rPr>
+        <w:t xml:space="preserve">為】祥哥：「這案子拖超過一年，終於竣工了，接下來要先辦初驗。這次初驗你協助辦理，程序能跑就盡快跑一跑，趕快把案子結掉，大家都輕鬆～」</w:t>
+      </w:r>
+    </w:p>
+    <w:p>
+      <w:pPr>
+        <w:pStyle w:val="BodyText"/>
+      </w:pPr>
+      <w:r>
+        <w:rPr>
+          <w:rFonts w:hint="eastAsia"/>
+        </w:rPr>
+        <w:t xml:space="preserve">（此處補上「初驗」二字，明確設定案件背景為初驗階段；依採購法施行細則第92、93條，初驗非必辦程序，契約未明訂者由機關自行決定是否辦理，此案設定為機關已決定辦理初驗。監造技師、承包商、小風等人台詞中的「驗收」維持原樣不逐一改成「初驗」，作為角色口語泛稱，避免對白過度術語化。）</w:t>
+      </w:r>
+    </w:p>
+    <w:p>
+      <w:pPr>
+        <w:pStyle w:val="BodyText"/>
+      </w:pPr>
+      <w:r>
+        <w:rPr>
+          <w:rFonts w:hint="eastAsia"/>
+        </w:rPr>
+        <w:t xml:space="preserve">〔wait〕全部不變</w:t>
       </w:r>
     </w:p>
     <w:p>
@@ -1256,7 +1317,7 @@
         <w:rPr>
           <w:rFonts w:hint="eastAsia"/>
         </w:rPr>
-        <w:t xml:space="preserve">：定稿版，已依你的第二輪審閱意見修正祥哥台詞、承包商台詞、監造技師態度、擦肩而過結局，確認可套用至遊戲程式碼。</w:t>
+        <w:t xml:space="preserve">：定稿版。已依科長試玩意見、你的兩輪審閱意見、以及公共工程委員會「正確辦理竣工驗收作業注意事項」教材逐條核對確認，修正祥哥台詞（含初驗定調）、承包商台詞、監造技師態度、擦肩而過結局。確認可套用至遊戲程式碼。</w:t>
       </w:r>
     </w:p>
     <w:bookmarkEnd w:id="15"/>

--- a/docs/case1-revision.docx
+++ b/docs/case1-revision.docx
@@ -123,7 +123,7 @@
         <w:rPr>
           <w:rFonts w:hint="eastAsia"/>
         </w:rPr>
-        <w:t xml:space="preserve">：案件背景仍為竣工驗收階段，但遊戲的教育重點不是要玩家判斷「驗收應否合格」，而是呈現承辦人在驗收過程中發現疑似規格落差時，是否應該留下紀錄、依程序進一步確認——驗收最終合格與否、是否減價收受，都屬於機關內部後續程序決定的事，不是玩家在現場就能、也不需要自己判定的事。</w:t>
+        <w:t xml:space="preserve">：案件背景設定於工程竣工後之初驗階段。遊戲教育重點不是讓玩家判斷正式驗收應否合格，而是呈現承辦人在初驗相關作業中發現疑似規格落差時，是否留下紀錄、依程序進一步確認；後續正式驗收是否合格、是否改善、複驗或減價收受，均由機關依契約及後續程序辦理。</w:t>
       </w:r>
     </w:p>
     <w:p>
@@ -808,7 +808,7 @@
         <w:rPr>
           <w:rFonts w:hint="eastAsia"/>
         </w:rPr>
-        <w:t xml:space="preserve">為】祥哥：「這案子拖超過一年，終於竣工了，接下來要先辦初驗。這次初驗你協助辦理，程序能跑就盡快跑一跑，趕快把案子結掉，大家都輕鬆～」</w:t>
+        <w:t xml:space="preserve">為】祥哥：「這案子拖超過一年，終於竣工了，接下來要先辦初驗。這次初驗你協助辦理，程序能跑就盡快跑一跑，後面的驗收也比較好接著辦，大家都輕鬆～」</w:t>
       </w:r>
     </w:p>
     <w:p>
